--- a/docs/Mechanical Enginering Poject Report.docx
+++ b/docs/Mechanical Enginering Poject Report.docx
@@ -104,9 +104,11 @@
       <w:pPr>
         <w:jc w:val="center"/>
       </w:pPr>
+      <w:proofErr w:type="gramStart"/>
       <w:r>
         <w:t>By:</w:t>
       </w:r>
+      <w:proofErr w:type="gramEnd"/>
     </w:p>
     <w:p>
       <w:pPr>
@@ -440,6 +442,14 @@
     <w:p/>
     <w:sdt>
       <w:sdtPr>
+        <w:rPr>
+          <w:rFonts w:asciiTheme="minorHAnsi" w:eastAsiaTheme="minorHAnsi" w:hAnsiTheme="minorHAnsi" w:cstheme="minorBidi"/>
+          <w:color w:val="auto"/>
+          <w:kern w:val="2"/>
+          <w:sz w:val="24"/>
+          <w:szCs w:val="24"/>
+          <w14:ligatures w14:val="standardContextual"/>
+        </w:rPr>
         <w:id w:val="-735400445"/>
         <w:docPartObj>
           <w:docPartGallery w:val="Table of Contents"/>
@@ -448,15 +458,11 @@
       </w:sdtPr>
       <w:sdtEndPr>
         <w:rPr>
-          <w:rFonts w:asciiTheme="minorHAnsi" w:eastAsiaTheme="minorHAnsi" w:hAnsiTheme="minorHAnsi" w:cstheme="minorBidi"/>
           <w:b/>
           <w:bCs/>
           <w:noProof/>
-          <w:color w:val="auto"/>
-          <w:kern w:val="2"/>
           <w:sz w:val="28"/>
           <w:szCs w:val="28"/>
-          <w14:ligatures w14:val="standardContextual"/>
         </w:rPr>
       </w:sdtEndPr>
       <w:sdtContent>
@@ -1163,24 +1169,175 @@
       <w:bookmarkEnd w:id="0"/>
     </w:p>
     <w:p>
-      <w:r>
-        <w:t>The dataset utilized for this project is from the DCASE 2024 Challenge (Task 2): First-Shot Unsupervised Anomalous Sound Detection for Machine Condition Monitoring. It comprises high-resolution .wav audio recordings of seven distinct industrial machine types (</w:t>
+      <w:bookmarkStart w:id="1" w:name="_Toc228121649"/>
+      <w:r>
+        <w:t xml:space="preserve">Data Source: DCASE 2024 Challenge (Task 2) </w:t>
+      </w:r>
+    </w:p>
+    <w:p>
+      <w:r>
+        <w:t xml:space="preserve">Data: </w:t>
+      </w:r>
+      <w:proofErr w:type="gramStart"/>
+      <w:r>
+        <w:t>High-res</w:t>
+      </w:r>
+      <w:proofErr w:type="gramEnd"/>
+      <w:r>
+        <w:t xml:space="preserve"> .wav audio of 7 machine types. </w:t>
+      </w:r>
+    </w:p>
+    <w:p>
+      <w:r>
+        <w:t>Challenge 1 (Domain Shift):</w:t>
+      </w:r>
+      <w:r>
+        <w:t xml:space="preserve"> </w:t>
+      </w:r>
+      <w:r>
+        <w:t>Models trained on a "source" domain must generalize to a "target" domain with varying acoustic conditions and background noise.</w:t>
+      </w:r>
+    </w:p>
+    <w:p>
+      <w:r>
+        <w:t>Challenge 2 (Unsupervised): Training data contains only "normal" sounds; zero anomaly examples provided.</w:t>
+      </w:r>
+    </w:p>
+    <w:p>
+      <w:pPr>
+        <w:pStyle w:val="Heading1"/>
+        <w:rPr>
+          <w:color w:val="auto"/>
+        </w:rPr>
+      </w:pPr>
+      <w:r>
+        <w:rPr>
+          <w:color w:val="auto"/>
+        </w:rPr>
+        <w:t>2. Approach</w:t>
+      </w:r>
+      <w:bookmarkEnd w:id="1"/>
+    </w:p>
+    <w:p>
+      <w:r>
+        <w:t>Our core approach relies on Unsupervised Representation Learning using Convolutional Autoencoders. Because we lack examples of "broken" machines during training, we train a neural network to perfectly reconstruct Log-Mel Spectrograms of normal sounds. During inference, when an anomalous sound is processed, the autoencoder fails to compress and reconstruct the unfamiliar acoustic pattern. We measure this failure (e.g., Mean Squared Error or K-Nearest Neighbor distance in the bottleneck embedding space) and use it as our anomaly score. If the score exceeds a carefully calibrated threshold, the machine is flagged for maintenance.</w:t>
+      </w:r>
+    </w:p>
+    <w:p>
+      <w:pPr>
+        <w:pStyle w:val="Heading1"/>
+        <w:rPr>
+          <w:color w:val="auto"/>
+        </w:rPr>
+      </w:pPr>
+      <w:bookmarkStart w:id="2" w:name="_Toc228121650"/>
+      <w:r>
+        <w:rPr>
+          <w:color w:val="auto"/>
+        </w:rPr>
+        <w:t>3. Summary of Methods Used</w:t>
+      </w:r>
+      <w:bookmarkEnd w:id="2"/>
+    </w:p>
+    <w:p>
+      <w:pPr>
+        <w:pStyle w:val="Heading2"/>
+        <w:rPr>
+          <w:color w:val="auto"/>
+        </w:rPr>
+      </w:pPr>
+      <w:r>
+        <w:rPr>
+          <w:color w:val="auto"/>
+        </w:rPr>
+        <w:t>Dual-Pipeline Architecture (V1 &amp; V2)</w:t>
+      </w:r>
+    </w:p>
+    <w:p>
+      <w:r>
+        <w:t xml:space="preserve">Because industrial machines have diverse acoustic signatures, a single model isn't enough. Pipeline V1: Uses a 5-layer CNN with </w:t>
       </w:r>
       <w:proofErr w:type="spellStart"/>
       <w:r>
-        <w:t>ToyCar</w:t>
+        <w:t>MinMaxScaler</w:t>
       </w:r>
       <w:proofErr w:type="spellEnd"/>
       <w:r>
-        <w:t xml:space="preserve">, </w:t>
+        <w:t xml:space="preserve"> to preserve absolute volume, catching loud faults in fans or valves. Pipeline V2: Uses a 3-layer CNN with </w:t>
       </w:r>
       <w:proofErr w:type="spellStart"/>
       <w:r>
-        <w:t>ToyTrain</w:t>
+        <w:t>StandardScaler</w:t>
       </w:r>
       <w:proofErr w:type="spellEnd"/>
       <w:r>
-        <w:t>, bearing, fan, gearbox, slider, valve). A significant challenge of this dataset is domain shift: models are trained on a "source" domain with specific acoustic conditions (e.g., Factory A) but are evaluated on a "target" domain (e.g., Factory B) with different background noise and machine parameters. Furthermore, the dataset is purely unsupervised for anomalies; training data consists exclusively of "normal" machine sounds.</w:t>
+        <w:t xml:space="preserve"> to normalize volume, focusing entirely on subtle pitch shifts in the frequency spectrum, like gearbox wear. </w:t>
+      </w:r>
+    </w:p>
+    <w:p>
+      <w:pPr>
+        <w:pStyle w:val="Heading2"/>
+        <w:rPr>
+          <w:color w:val="auto"/>
+        </w:rPr>
+      </w:pPr>
+      <w:r>
+        <w:rPr>
+          <w:color w:val="auto"/>
+        </w:rPr>
+        <w:t>Time-Invariant Scaling</w:t>
+      </w:r>
+    </w:p>
+    <w:p>
+      <w:r>
+        <w:t xml:space="preserve">To prevent the neural network from simply memorizing when a sound occurs, we scale horizontally across 128 frequency bands rather than per-pixel. This per-Mel-band scaling ensures the model is time-invariant, forcing it to learn actual acoustic patterns instead of exact timestamps. </w:t>
+      </w:r>
+    </w:p>
+    <w:p>
+      <w:pPr>
+        <w:pStyle w:val="Heading2"/>
+        <w:rPr>
+          <w:color w:val="auto"/>
+        </w:rPr>
+      </w:pPr>
+      <w:r>
+        <w:rPr>
+          <w:color w:val="auto"/>
+        </w:rPr>
+        <w:lastRenderedPageBreak/>
+        <w:t>Domain Oversampling</w:t>
+      </w:r>
+    </w:p>
+    <w:p>
+      <w:r>
+        <w:t xml:space="preserve">Our dataset suffers from severe imbalance (~990 "source" vs. ~10 "target" factory recordings). To stop the model from overfitting and tanking our partial AUC scores, we oversample the target files and apply random circular time-shifts. This forces the model to learn features that </w:t>
+      </w:r>
+      <w:proofErr w:type="gramStart"/>
+      <w:r>
+        <w:t>actually work</w:t>
+      </w:r>
+      <w:proofErr w:type="gramEnd"/>
+      <w:r>
+        <w:t xml:space="preserve"> across different background noise environments. </w:t>
+      </w:r>
+    </w:p>
+    <w:p>
+      <w:pPr>
+        <w:pStyle w:val="Heading2"/>
+        <w:rPr>
+          <w:color w:val="auto"/>
+        </w:rPr>
+      </w:pPr>
+      <w:r>
+        <w:rPr>
+          <w:color w:val="auto"/>
+        </w:rPr>
+        <w:t>Reconstruction Error Scoring</w:t>
+      </w:r>
+    </w:p>
+    <w:p>
+      <w:r>
+        <w:t>In real-world predictive maintenance, we rarely have recordings of broken machines, making standard binary classification impossible. Instead, we use unsupervised learning: a Convolutional Autoencoder trained to perfectly compress and decompress only normal sounds. When an unfamiliar broken machine is recorded, the model fails to compress it, and that resulting Mean Squared Error becomes our direct anomaly score.</w:t>
       </w:r>
     </w:p>
     <w:p>
@@ -1190,174 +1347,14 @@
           <w:color w:val="auto"/>
         </w:rPr>
       </w:pPr>
-      <w:bookmarkStart w:id="1" w:name="_Toc228121649"/>
+      <w:bookmarkStart w:id="3" w:name="_Toc228121654"/>
       <w:r>
         <w:rPr>
           <w:color w:val="auto"/>
         </w:rPr>
-        <w:t>2. Approach</w:t>
-      </w:r>
-      <w:bookmarkEnd w:id="1"/>
-    </w:p>
-    <w:p>
-      <w:r>
-        <w:t>Our core approach relies on Unsupervised Representation Learning using Convolutional Autoencoders. Because we lack examples of "broken" machines during training, we train a neural network to perfectly reconstruct Log-Mel Spectrograms of normal sounds. During inference, when an anomalous sound is processed, the autoencoder fails to compress and reconstruct the unfamiliar acoustic pattern. We measure this failure (e.g., Mean Squared Error or K-Nearest Neighbor distance in the bottleneck embedding space) and use it as our anomaly score. If the score exceeds a carefully calibrated threshold, the machine is flagged for maintenance.</w:t>
-      </w:r>
-    </w:p>
-    <w:p>
-      <w:pPr>
-        <w:pStyle w:val="Heading1"/>
-        <w:rPr>
-          <w:color w:val="auto"/>
-        </w:rPr>
-      </w:pPr>
-      <w:bookmarkStart w:id="2" w:name="_Toc228121650"/>
-      <w:r>
-        <w:rPr>
-          <w:color w:val="auto"/>
-        </w:rPr>
-        <w:t>3. Summary of Methods Used</w:t>
-      </w:r>
-      <w:bookmarkEnd w:id="2"/>
-    </w:p>
-    <w:p>
-      <w:r>
-        <w:t>To handle the diverse acoustic characteristics of the seven machines, we engineered two distinct pipelines:</w:t>
-      </w:r>
-    </w:p>
-    <w:p>
-      <w:pPr>
-        <w:pStyle w:val="Heading2"/>
-        <w:rPr>
-          <w:color w:val="auto"/>
-        </w:rPr>
-      </w:pPr>
-      <w:bookmarkStart w:id="3" w:name="_Toc228121651"/>
-      <w:r>
-        <w:rPr>
-          <w:color w:val="auto"/>
-        </w:rPr>
-        <w:t xml:space="preserve">First </w:t>
-      </w:r>
-      <w:r>
-        <w:rPr>
-          <w:color w:val="auto"/>
-        </w:rPr>
-        <w:t>Pipeline</w:t>
+        <w:t>4. Summary of Results</w:t>
       </w:r>
       <w:bookmarkEnd w:id="3"/>
-    </w:p>
-    <w:p>
-      <w:r>
-        <w:t xml:space="preserve">Pipeline V1 (Absolute Volume Focus): Converts audio to spectrograms using a reference value of 1.0 to preserve absolute decibels, and scales via </w:t>
-      </w:r>
-      <w:proofErr w:type="spellStart"/>
-      <w:r>
-        <w:t>MinMaxScaler</w:t>
-      </w:r>
-      <w:proofErr w:type="spellEnd"/>
-      <w:r>
-        <w:t xml:space="preserve">(0,1). It uses a 5-layer CNN with a tight 64-dimensional bottleneck and a Sigmoid output. This is optimized for machines like </w:t>
-      </w:r>
-      <w:proofErr w:type="spellStart"/>
-      <w:r>
-        <w:t>ToyCars</w:t>
-      </w:r>
-      <w:proofErr w:type="spellEnd"/>
-      <w:r>
-        <w:t xml:space="preserve"> and fans where volume spikes indicate faults.</w:t>
-      </w:r>
-    </w:p>
-    <w:p>
-      <w:pPr>
-        <w:pStyle w:val="Heading2"/>
-        <w:rPr>
-          <w:color w:val="auto"/>
-        </w:rPr>
-      </w:pPr>
-      <w:bookmarkStart w:id="4" w:name="_Toc228121652"/>
-      <w:r>
-        <w:rPr>
-          <w:color w:val="auto"/>
-        </w:rPr>
-        <w:t>Second Pipeline</w:t>
-      </w:r>
-      <w:bookmarkEnd w:id="4"/>
-    </w:p>
-    <w:p>
-      <w:r>
-        <w:t xml:space="preserve">Pipeline V2 (Spectral Shape Focus): Normalizes spectrograms using a reference of </w:t>
-      </w:r>
-      <w:proofErr w:type="spellStart"/>
-      <w:r>
-        <w:t>np.max</w:t>
-      </w:r>
-      <w:proofErr w:type="spellEnd"/>
-      <w:r>
-        <w:t xml:space="preserve"> to ignore overall volume and focus on frequency distribution, scaled via </w:t>
-      </w:r>
-      <w:proofErr w:type="spellStart"/>
-      <w:r>
-        <w:t>StandardScaler</w:t>
-      </w:r>
-      <w:proofErr w:type="spellEnd"/>
-      <w:r>
-        <w:t xml:space="preserve"> (Z-</w:t>
-      </w:r>
-      <w:r>
-        <w:lastRenderedPageBreak/>
-        <w:t>score). It uses a 3-layer CNN with a 128-dimensional bottleneck and a Linear output. This is optimized for machines like gearboxes and sliders where fault signatures are pitch/frequency shifts.</w:t>
-      </w:r>
-    </w:p>
-    <w:p>
-      <w:pPr>
-        <w:pStyle w:val="Heading2"/>
-        <w:rPr>
-          <w:color w:val="auto"/>
-        </w:rPr>
-      </w:pPr>
-      <w:bookmarkStart w:id="5" w:name="_Toc228121653"/>
-      <w:r>
-        <w:rPr>
-          <w:color w:val="auto"/>
-        </w:rPr>
-        <w:t>Evaluation</w:t>
-      </w:r>
-      <w:bookmarkEnd w:id="5"/>
-    </w:p>
-    <w:p>
-      <w:r>
-        <w:t>For evaluation, we dynamically selected the best of 7 scoring strategies (e.g., Mean Reconstruction Error, Max Reconstruction Error, KNN distance) per machine. Crucially, to ensure scientific rigor, decision thresholds were calculated strictly as the 95th percentile of normal training data, avoiding any data leakage from the test set.</w:t>
-      </w:r>
-    </w:p>
-    <w:p>
-      <w:r>
-        <w:t xml:space="preserve">Finally, the entire pipeline was productionized. The inference engine was wrapped in a </w:t>
-      </w:r>
-      <w:proofErr w:type="spellStart"/>
-      <w:r>
-        <w:t>FastAPI</w:t>
-      </w:r>
-      <w:proofErr w:type="spellEnd"/>
-      <w:r>
-        <w:t xml:space="preserve"> web service, containerized via Docker, and equipped with a custom Drift Monitoring module to track feature distributions and anomaly rates in real-time.</w:t>
-      </w:r>
-    </w:p>
-    <w:p>
-      <w:pPr>
-        <w:pStyle w:val="Heading1"/>
-        <w:rPr>
-          <w:color w:val="auto"/>
-        </w:rPr>
-      </w:pPr>
-      <w:bookmarkStart w:id="6" w:name="_Toc228121654"/>
-      <w:r>
-        <w:rPr>
-          <w:color w:val="auto"/>
-        </w:rPr>
-        <w:t>4. Summary of Results</w:t>
-      </w:r>
-      <w:bookmarkEnd w:id="6"/>
     </w:p>
     <w:p>
       <w:r>
@@ -1405,453 +1402,72 @@
         <w:t>Best Configurations per Machine:</w:t>
       </w:r>
     </w:p>
-    <w:tbl>
-      <w:tblPr>
-        <w:tblStyle w:val="TableGrid"/>
-        <w:tblW w:w="9776" w:type="dxa"/>
+    <w:p>
+      <w:pPr>
         <w:jc w:val="center"/>
-        <w:tblLook w:val="04A0" w:firstRow="1" w:lastRow="0" w:firstColumn="1" w:lastColumn="0" w:noHBand="0" w:noVBand="1"/>
-      </w:tblPr>
-      <w:tblGrid>
-        <w:gridCol w:w="2972"/>
-        <w:gridCol w:w="2977"/>
-        <w:gridCol w:w="3827"/>
-      </w:tblGrid>
-      <w:tr>
-        <w:trPr>
-          <w:trHeight w:val="576"/>
-          <w:jc w:val="center"/>
-        </w:trPr>
-        <w:tc>
-          <w:tcPr>
-            <w:tcW w:w="2972" w:type="dxa"/>
-            <w:vAlign w:val="center"/>
-          </w:tcPr>
-          <w:p>
-            <w:pPr>
-              <w:jc w:val="center"/>
-            </w:pPr>
-            <w:r>
-              <w:t>Machine type</w:t>
-            </w:r>
-          </w:p>
-        </w:tc>
-        <w:tc>
-          <w:tcPr>
-            <w:tcW w:w="2977" w:type="dxa"/>
-            <w:vAlign w:val="center"/>
-          </w:tcPr>
-          <w:p>
-            <w:pPr>
-              <w:jc w:val="center"/>
-            </w:pPr>
-            <w:r>
-              <w:t>Pipeline version</w:t>
-            </w:r>
-          </w:p>
-        </w:tc>
-        <w:tc>
-          <w:tcPr>
-            <w:tcW w:w="3827" w:type="dxa"/>
-            <w:vAlign w:val="center"/>
-          </w:tcPr>
-          <w:p>
-            <w:pPr>
-              <w:jc w:val="center"/>
-            </w:pPr>
-            <w:r>
-              <w:t>Strategy</w:t>
-            </w:r>
-          </w:p>
-        </w:tc>
-      </w:tr>
-      <w:tr>
-        <w:trPr>
-          <w:trHeight w:val="576"/>
-          <w:jc w:val="center"/>
-        </w:trPr>
-        <w:tc>
-          <w:tcPr>
-            <w:tcW w:w="2972" w:type="dxa"/>
-            <w:vAlign w:val="center"/>
-          </w:tcPr>
-          <w:p>
-            <w:pPr>
-              <w:jc w:val="center"/>
-            </w:pPr>
-            <w:proofErr w:type="spellStart"/>
-            <w:r>
-              <w:t>ToyCar</w:t>
-            </w:r>
-            <w:proofErr w:type="spellEnd"/>
-          </w:p>
-        </w:tc>
-        <w:tc>
-          <w:tcPr>
-            <w:tcW w:w="2977" w:type="dxa"/>
-            <w:vAlign w:val="center"/>
-          </w:tcPr>
-          <w:p>
-            <w:pPr>
-              <w:jc w:val="center"/>
-            </w:pPr>
-            <w:r>
-              <w:t>Pipeline V1</w:t>
-            </w:r>
-          </w:p>
-        </w:tc>
-        <w:tc>
-          <w:tcPr>
-            <w:tcW w:w="3827" w:type="dxa"/>
-            <w:vAlign w:val="center"/>
-          </w:tcPr>
-          <w:p>
-            <w:pPr>
-              <w:jc w:val="center"/>
-            </w:pPr>
-            <w:proofErr w:type="spellStart"/>
-            <w:r>
-              <w:t>Recon_Max</w:t>
-            </w:r>
-            <w:proofErr w:type="spellEnd"/>
-            <w:r>
-              <w:t xml:space="preserve"> Strategy</w:t>
-            </w:r>
-          </w:p>
-        </w:tc>
-      </w:tr>
-      <w:tr>
-        <w:trPr>
-          <w:trHeight w:val="576"/>
-          <w:jc w:val="center"/>
-        </w:trPr>
-        <w:tc>
-          <w:tcPr>
-            <w:tcW w:w="2972" w:type="dxa"/>
-            <w:vAlign w:val="center"/>
-          </w:tcPr>
-          <w:p>
-            <w:pPr>
-              <w:jc w:val="center"/>
-            </w:pPr>
-            <w:proofErr w:type="spellStart"/>
-            <w:r>
-              <w:t>ToyTrain</w:t>
-            </w:r>
-            <w:proofErr w:type="spellEnd"/>
-          </w:p>
-        </w:tc>
-        <w:tc>
-          <w:tcPr>
-            <w:tcW w:w="2977" w:type="dxa"/>
-            <w:vAlign w:val="center"/>
-          </w:tcPr>
-          <w:p>
-            <w:pPr>
-              <w:jc w:val="center"/>
-            </w:pPr>
-            <w:r>
-              <w:t>Pipeline V2</w:t>
-            </w:r>
-          </w:p>
-        </w:tc>
-        <w:tc>
-          <w:tcPr>
-            <w:tcW w:w="3827" w:type="dxa"/>
-            <w:vAlign w:val="center"/>
-          </w:tcPr>
-          <w:p>
-            <w:pPr>
-              <w:jc w:val="center"/>
-            </w:pPr>
-            <w:proofErr w:type="spellStart"/>
-            <w:r>
-              <w:t>Recon_Max</w:t>
-            </w:r>
-            <w:proofErr w:type="spellEnd"/>
-            <w:r>
-              <w:t xml:space="preserve"> Strategy</w:t>
-            </w:r>
-          </w:p>
-        </w:tc>
-      </w:tr>
-      <w:tr>
-        <w:trPr>
-          <w:trHeight w:val="576"/>
-          <w:jc w:val="center"/>
-        </w:trPr>
-        <w:tc>
-          <w:tcPr>
-            <w:tcW w:w="2972" w:type="dxa"/>
-            <w:vAlign w:val="center"/>
-          </w:tcPr>
-          <w:p>
-            <w:pPr>
-              <w:jc w:val="center"/>
-            </w:pPr>
-            <w:r>
-              <w:t>Bearing</w:t>
-            </w:r>
-          </w:p>
-        </w:tc>
-        <w:tc>
-          <w:tcPr>
-            <w:tcW w:w="2977" w:type="dxa"/>
-            <w:vAlign w:val="center"/>
-          </w:tcPr>
-          <w:p>
-            <w:pPr>
-              <w:jc w:val="center"/>
-            </w:pPr>
-            <w:r>
-              <w:t>Pipeline V2</w:t>
-            </w:r>
-          </w:p>
-        </w:tc>
-        <w:tc>
-          <w:tcPr>
-            <w:tcW w:w="3827" w:type="dxa"/>
-            <w:vAlign w:val="center"/>
-          </w:tcPr>
-          <w:p>
-            <w:pPr>
-              <w:jc w:val="center"/>
-            </w:pPr>
-            <w:proofErr w:type="spellStart"/>
-            <w:r>
-              <w:t>KNN_Mean</w:t>
-            </w:r>
-            <w:proofErr w:type="spellEnd"/>
-            <w:r>
-              <w:t xml:space="preserve"> Strategy</w:t>
-            </w:r>
-          </w:p>
-        </w:tc>
-      </w:tr>
-      <w:tr>
-        <w:trPr>
-          <w:trHeight w:val="576"/>
-          <w:jc w:val="center"/>
-        </w:trPr>
-        <w:tc>
-          <w:tcPr>
-            <w:tcW w:w="2972" w:type="dxa"/>
-            <w:vAlign w:val="center"/>
-          </w:tcPr>
-          <w:p>
-            <w:pPr>
-              <w:jc w:val="center"/>
-            </w:pPr>
-            <w:r>
-              <w:t>Fan</w:t>
-            </w:r>
-          </w:p>
-        </w:tc>
-        <w:tc>
-          <w:tcPr>
-            <w:tcW w:w="2977" w:type="dxa"/>
-            <w:vAlign w:val="center"/>
-          </w:tcPr>
-          <w:p>
-            <w:pPr>
-              <w:jc w:val="center"/>
-            </w:pPr>
-            <w:r>
-              <w:t>Pipeline V1</w:t>
-            </w:r>
-          </w:p>
-        </w:tc>
-        <w:tc>
-          <w:tcPr>
-            <w:tcW w:w="3827" w:type="dxa"/>
-            <w:vAlign w:val="center"/>
-          </w:tcPr>
-          <w:p>
-            <w:pPr>
-              <w:jc w:val="center"/>
-            </w:pPr>
-            <w:proofErr w:type="spellStart"/>
-            <w:r>
-              <w:t>Recon_Mean</w:t>
-            </w:r>
-            <w:proofErr w:type="spellEnd"/>
-            <w:r>
-              <w:t xml:space="preserve"> Strategy</w:t>
-            </w:r>
-          </w:p>
-        </w:tc>
-      </w:tr>
-      <w:tr>
-        <w:trPr>
-          <w:trHeight w:val="576"/>
-          <w:jc w:val="center"/>
-        </w:trPr>
-        <w:tc>
-          <w:tcPr>
-            <w:tcW w:w="2972" w:type="dxa"/>
-            <w:vAlign w:val="center"/>
-          </w:tcPr>
-          <w:p>
-            <w:pPr>
-              <w:jc w:val="center"/>
-            </w:pPr>
-            <w:r>
-              <w:t>Gearbox</w:t>
-            </w:r>
-          </w:p>
-        </w:tc>
-        <w:tc>
-          <w:tcPr>
-            <w:tcW w:w="2977" w:type="dxa"/>
-            <w:vAlign w:val="center"/>
-          </w:tcPr>
-          <w:p>
-            <w:pPr>
-              <w:jc w:val="center"/>
-            </w:pPr>
-            <w:r>
-              <w:t>Pipeline V2</w:t>
-            </w:r>
-          </w:p>
-        </w:tc>
-        <w:tc>
-          <w:tcPr>
-            <w:tcW w:w="3827" w:type="dxa"/>
-            <w:vAlign w:val="center"/>
-          </w:tcPr>
-          <w:p>
-            <w:pPr>
-              <w:jc w:val="center"/>
-            </w:pPr>
-            <w:proofErr w:type="spellStart"/>
-            <w:r>
-              <w:t>Recon_Mean</w:t>
-            </w:r>
-            <w:proofErr w:type="spellEnd"/>
-            <w:r>
-              <w:t xml:space="preserve"> Strategy</w:t>
-            </w:r>
-          </w:p>
-        </w:tc>
-      </w:tr>
-      <w:tr>
-        <w:trPr>
-          <w:trHeight w:val="576"/>
-          <w:jc w:val="center"/>
-        </w:trPr>
-        <w:tc>
-          <w:tcPr>
-            <w:tcW w:w="2972" w:type="dxa"/>
-            <w:vAlign w:val="center"/>
-          </w:tcPr>
-          <w:p>
-            <w:pPr>
-              <w:jc w:val="center"/>
-            </w:pPr>
-            <w:r>
-              <w:t>Slider</w:t>
-            </w:r>
-          </w:p>
-        </w:tc>
-        <w:tc>
-          <w:tcPr>
-            <w:tcW w:w="2977" w:type="dxa"/>
-            <w:vAlign w:val="center"/>
-          </w:tcPr>
-          <w:p>
-            <w:pPr>
-              <w:jc w:val="center"/>
-            </w:pPr>
-            <w:r>
-              <w:t>Pipeline V2</w:t>
-            </w:r>
-          </w:p>
-        </w:tc>
-        <w:tc>
-          <w:tcPr>
-            <w:tcW w:w="3827" w:type="dxa"/>
-            <w:vAlign w:val="center"/>
-          </w:tcPr>
-          <w:p>
-            <w:pPr>
-              <w:jc w:val="center"/>
-            </w:pPr>
-            <w:proofErr w:type="spellStart"/>
-            <w:r>
-              <w:t>Recon_Mean</w:t>
-            </w:r>
-            <w:proofErr w:type="spellEnd"/>
-            <w:r>
-              <w:t xml:space="preserve"> Strategy</w:t>
-            </w:r>
-          </w:p>
-        </w:tc>
-      </w:tr>
-      <w:tr>
-        <w:trPr>
-          <w:trHeight w:val="576"/>
-          <w:jc w:val="center"/>
-        </w:trPr>
-        <w:tc>
-          <w:tcPr>
-            <w:tcW w:w="2972" w:type="dxa"/>
-            <w:vAlign w:val="center"/>
-          </w:tcPr>
-          <w:p>
-            <w:pPr>
-              <w:jc w:val="center"/>
-            </w:pPr>
-            <w:r>
-              <w:t>Valve</w:t>
-            </w:r>
-          </w:p>
-        </w:tc>
-        <w:tc>
-          <w:tcPr>
-            <w:tcW w:w="2977" w:type="dxa"/>
-            <w:vAlign w:val="center"/>
-          </w:tcPr>
-          <w:p>
-            <w:pPr>
-              <w:jc w:val="center"/>
-            </w:pPr>
-            <w:r>
-              <w:t>Pipeline V1</w:t>
-            </w:r>
-          </w:p>
-        </w:tc>
-        <w:tc>
-          <w:tcPr>
-            <w:tcW w:w="3827" w:type="dxa"/>
-            <w:vAlign w:val="center"/>
-          </w:tcPr>
-          <w:p>
-            <w:pPr>
-              <w:jc w:val="center"/>
-            </w:pPr>
-            <w:proofErr w:type="spellStart"/>
-            <w:r>
-              <w:t>Neg_Recon</w:t>
-            </w:r>
-            <w:proofErr w:type="spellEnd"/>
-            <w:r>
-              <w:t xml:space="preserve"> Strategy</w:t>
-            </w:r>
-          </w:p>
-        </w:tc>
-      </w:tr>
-    </w:tbl>
-    <w:p/>
-    <w:p>
-      <w:r>
-        <w:lastRenderedPageBreak/>
+      </w:pPr>
+      <w:r>
+        <w:rPr>
+          <w:noProof/>
+        </w:rPr>
+        <w:drawing>
+          <wp:inline distT="0" distB="0" distL="0" distR="0" wp14:anchorId="1C331296" wp14:editId="3EFEF8E8">
+            <wp:extent cx="3657600" cy="1972005"/>
+            <wp:effectExtent l="0" t="0" r="0" b="9525"/>
+            <wp:docPr id="292665770" name="Picture 2"/>
+            <wp:cNvGraphicFramePr>
+              <a:graphicFrameLocks xmlns:a="http://schemas.openxmlformats.org/drawingml/2006/main" noChangeAspect="1"/>
+            </wp:cNvGraphicFramePr>
+            <a:graphic xmlns:a="http://schemas.openxmlformats.org/drawingml/2006/main">
+              <a:graphicData uri="http://schemas.openxmlformats.org/drawingml/2006/picture">
+                <pic:pic xmlns:pic="http://schemas.openxmlformats.org/drawingml/2006/picture">
+                  <pic:nvPicPr>
+                    <pic:cNvPr id="0" name="Picture 3"/>
+                    <pic:cNvPicPr>
+                      <a:picLocks noChangeAspect="1" noChangeArrowheads="1"/>
+                    </pic:cNvPicPr>
+                  </pic:nvPicPr>
+                  <pic:blipFill>
+                    <a:blip r:embed="rId8">
+                      <a:extLst>
+                        <a:ext uri="{28A0092B-C50C-407E-A947-70E740481C1C}">
+                          <a14:useLocalDpi xmlns:a14="http://schemas.microsoft.com/office/drawing/2010/main" val="0"/>
+                        </a:ext>
+                      </a:extLst>
+                    </a:blip>
+                    <a:srcRect/>
+                    <a:stretch>
+                      <a:fillRect/>
+                    </a:stretch>
+                  </pic:blipFill>
+                  <pic:spPr bwMode="auto">
+                    <a:xfrm>
+                      <a:off x="0" y="0"/>
+                      <a:ext cx="3674485" cy="1981109"/>
+                    </a:xfrm>
+                    <a:prstGeom prst="rect">
+                      <a:avLst/>
+                    </a:prstGeom>
+                    <a:noFill/>
+                    <a:ln>
+                      <a:noFill/>
+                    </a:ln>
+                  </pic:spPr>
+                </pic:pic>
+              </a:graphicData>
+            </a:graphic>
+          </wp:inline>
+        </w:drawing>
+      </w:r>
+    </w:p>
+    <w:p>
+      <w:r>
         <w:t>The results highlight that no single preprocessing or scoring method dominates unsupervised audio anomaly detection; performance is maximized by tailoring the feature extraction, network architecture, and scoring heuristic to the specific mechanical properties of the target machine.</w:t>
       </w:r>
     </w:p>
-    <w:p/>
     <w:sectPr>
-      <w:headerReference w:type="default" r:id="rId8"/>
-      <w:footerReference w:type="default" r:id="rId9"/>
+      <w:headerReference w:type="default" r:id="rId9"/>
+      <w:footerReference w:type="default" r:id="rId10"/>
       <w:pgSz w:w="12240" w:h="15840"/>
       <w:pgMar w:top="1440" w:right="1440" w:bottom="1440" w:left="1440" w:header="720" w:footer="720" w:gutter="0"/>
       <w:cols w:space="720"/>
@@ -2129,6 +1745,119 @@
 <file path=word/numbering.xml><?xml version="1.0" encoding="utf-8"?>
 <w:numbering xmlns:wpc="http://schemas.microsoft.com/office/word/2010/wordprocessingCanvas" xmlns:cx="http://schemas.microsoft.com/office/drawing/2014/chartex" xmlns:cx1="http://schemas.microsoft.com/office/drawing/2015/9/8/chartex" xmlns:cx2="http://schemas.microsoft.com/office/drawing/2015/10/21/chartex" xmlns:cx3="http://schemas.microsoft.com/office/drawing/2016/5/9/chartex" xmlns:cx4="http://schemas.microsoft.com/office/drawing/2016/5/10/chartex" xmlns:cx5="http://schemas.microsoft.com/office/drawing/2016/5/11/chartex" xmlns:cx6="http://schemas.microsoft.com/office/drawing/2016/5/12/chartex" xmlns:cx7="http://schemas.microsoft.com/office/drawing/2016/5/13/chartex" xmlns:cx8="http://schemas.microsoft.com/office/drawing/2016/5/14/chartex" xmlns:mc="http://schemas.openxmlformats.org/markup-compatibility/2006" xmlns:aink="http://schemas.microsoft.com/office/drawing/2016/ink" xmlns:am3d="http://schemas.microsoft.com/office/drawing/2017/model3d" xmlns:o="urn:schemas-microsoft-com:office:office" xmlns:oel="http://schemas.microsoft.com/office/2019/extlst" xmlns:r="http://schemas.openxmlformats.org/officeDocument/2006/relationships" xmlns:m="http://schemas.openxmlformats.org/officeDocument/2006/math" xmlns:v="urn:schemas-microsoft-com:vml" xmlns:wp14="http://schemas.microsoft.com/office/word/2010/wordprocessingDrawing" xmlns:wp="http://schemas.openxmlformats.org/drawingml/2006/wordprocessingDrawing" xmlns:w10="urn:schemas-microsoft-com:office:word" xmlns:w="http://schemas.openxmlformats.org/wordprocessingml/2006/main" xmlns:w14="http://schemas.microsoft.com/office/word/2010/wordml" xmlns:w15="http://schemas.microsoft.com/office/word/2012/wordml" xmlns:w16cex="http://schemas.microsoft.com/office/word/2018/wordml/cex" xmlns:w16cid="http://schemas.microsoft.com/office/word/2016/wordml/cid" xmlns:w16="http://schemas.microsoft.com/office/word/2018/wordml" xmlns:w16du="http://schemas.microsoft.com/office/word/2023/wordml/word16du" xmlns:w16sdtdh="http://schemas.microsoft.com/office/word/2020/wordml/sdtdatahash" xmlns:w16sdtfl="http://schemas.microsoft.com/office/word/2024/wordml/sdtformatlock" xmlns:w16se="http://schemas.microsoft.com/office/word/2015/wordml/symex" xmlns:wpg="http://schemas.microsoft.com/office/word/2010/wordprocessingGroup" xmlns:wpi="http://schemas.microsoft.com/office/word/2010/wordprocessingInk" xmlns:wne="http://schemas.microsoft.com/office/word/2006/wordml" xmlns:wps="http://schemas.microsoft.com/office/word/2010/wordprocessingShape" mc:Ignorable="w14 w15 w16se w16cid w16 w16cex w16sdtdh w16sdtfl w16du wp14">
   <w:abstractNum w:abstractNumId="0" w15:restartNumberingAfterBreak="0">
+    <w:nsid w:val="02D97CC7"/>
+    <w:multiLevelType w:val="multilevel"/>
+    <w:tmpl w:val="5CB867B0"/>
+    <w:lvl w:ilvl="0">
+      <w:start w:val="1"/>
+      <w:numFmt w:val="decimal"/>
+      <w:lvlText w:val="%1."/>
+      <w:lvlJc w:val="left"/>
+      <w:pPr>
+        <w:tabs>
+          <w:tab w:val="num" w:pos="720"/>
+        </w:tabs>
+        <w:ind w:left="720" w:hanging="360"/>
+      </w:pPr>
+    </w:lvl>
+    <w:lvl w:ilvl="1" w:tentative="1">
+      <w:start w:val="1"/>
+      <w:numFmt w:val="decimal"/>
+      <w:lvlText w:val="%2."/>
+      <w:lvlJc w:val="left"/>
+      <w:pPr>
+        <w:tabs>
+          <w:tab w:val="num" w:pos="1440"/>
+        </w:tabs>
+        <w:ind w:left="1440" w:hanging="360"/>
+      </w:pPr>
+    </w:lvl>
+    <w:lvl w:ilvl="2" w:tentative="1">
+      <w:start w:val="1"/>
+      <w:numFmt w:val="decimal"/>
+      <w:lvlText w:val="%3."/>
+      <w:lvlJc w:val="left"/>
+      <w:pPr>
+        <w:tabs>
+          <w:tab w:val="num" w:pos="2160"/>
+        </w:tabs>
+        <w:ind w:left="2160" w:hanging="360"/>
+      </w:pPr>
+    </w:lvl>
+    <w:lvl w:ilvl="3" w:tentative="1">
+      <w:start w:val="1"/>
+      <w:numFmt w:val="decimal"/>
+      <w:lvlText w:val="%4."/>
+      <w:lvlJc w:val="left"/>
+      <w:pPr>
+        <w:tabs>
+          <w:tab w:val="num" w:pos="2880"/>
+        </w:tabs>
+        <w:ind w:left="2880" w:hanging="360"/>
+      </w:pPr>
+    </w:lvl>
+    <w:lvl w:ilvl="4" w:tentative="1">
+      <w:start w:val="1"/>
+      <w:numFmt w:val="decimal"/>
+      <w:lvlText w:val="%5."/>
+      <w:lvlJc w:val="left"/>
+      <w:pPr>
+        <w:tabs>
+          <w:tab w:val="num" w:pos="3600"/>
+        </w:tabs>
+        <w:ind w:left="3600" w:hanging="360"/>
+      </w:pPr>
+    </w:lvl>
+    <w:lvl w:ilvl="5" w:tentative="1">
+      <w:start w:val="1"/>
+      <w:numFmt w:val="decimal"/>
+      <w:lvlText w:val="%6."/>
+      <w:lvlJc w:val="left"/>
+      <w:pPr>
+        <w:tabs>
+          <w:tab w:val="num" w:pos="4320"/>
+        </w:tabs>
+        <w:ind w:left="4320" w:hanging="360"/>
+      </w:pPr>
+    </w:lvl>
+    <w:lvl w:ilvl="6" w:tentative="1">
+      <w:start w:val="1"/>
+      <w:numFmt w:val="decimal"/>
+      <w:lvlText w:val="%7."/>
+      <w:lvlJc w:val="left"/>
+      <w:pPr>
+        <w:tabs>
+          <w:tab w:val="num" w:pos="5040"/>
+        </w:tabs>
+        <w:ind w:left="5040" w:hanging="360"/>
+      </w:pPr>
+    </w:lvl>
+    <w:lvl w:ilvl="7" w:tentative="1">
+      <w:start w:val="1"/>
+      <w:numFmt w:val="decimal"/>
+      <w:lvlText w:val="%8."/>
+      <w:lvlJc w:val="left"/>
+      <w:pPr>
+        <w:tabs>
+          <w:tab w:val="num" w:pos="5760"/>
+        </w:tabs>
+        <w:ind w:left="5760" w:hanging="360"/>
+      </w:pPr>
+    </w:lvl>
+    <w:lvl w:ilvl="8" w:tentative="1">
+      <w:start w:val="1"/>
+      <w:numFmt w:val="decimal"/>
+      <w:lvlText w:val="%9."/>
+      <w:lvlJc w:val="left"/>
+      <w:pPr>
+        <w:tabs>
+          <w:tab w:val="num" w:pos="6480"/>
+        </w:tabs>
+        <w:ind w:left="6480" w:hanging="360"/>
+      </w:pPr>
+    </w:lvl>
+  </w:abstractNum>
+  <w:abstractNum w:abstractNumId="1" w15:restartNumberingAfterBreak="0">
     <w:nsid w:val="10525733"/>
     <w:multiLevelType w:val="hybridMultilevel"/>
     <w:tmpl w:val="2A82491A"/>
@@ -2241,7 +1970,120 @@
       </w:rPr>
     </w:lvl>
   </w:abstractNum>
-  <w:abstractNum w:abstractNumId="1" w15:restartNumberingAfterBreak="0">
+  <w:abstractNum w:abstractNumId="2" w15:restartNumberingAfterBreak="0">
+    <w:nsid w:val="225B3BAA"/>
+    <w:multiLevelType w:val="multilevel"/>
+    <w:tmpl w:val="4A1CA8D6"/>
+    <w:lvl w:ilvl="0">
+      <w:start w:val="3"/>
+      <w:numFmt w:val="decimal"/>
+      <w:lvlText w:val="%1."/>
+      <w:lvlJc w:val="left"/>
+      <w:pPr>
+        <w:tabs>
+          <w:tab w:val="num" w:pos="720"/>
+        </w:tabs>
+        <w:ind w:left="720" w:hanging="360"/>
+      </w:pPr>
+    </w:lvl>
+    <w:lvl w:ilvl="1" w:tentative="1">
+      <w:start w:val="1"/>
+      <w:numFmt w:val="decimal"/>
+      <w:lvlText w:val="%2."/>
+      <w:lvlJc w:val="left"/>
+      <w:pPr>
+        <w:tabs>
+          <w:tab w:val="num" w:pos="1440"/>
+        </w:tabs>
+        <w:ind w:left="1440" w:hanging="360"/>
+      </w:pPr>
+    </w:lvl>
+    <w:lvl w:ilvl="2" w:tentative="1">
+      <w:start w:val="1"/>
+      <w:numFmt w:val="decimal"/>
+      <w:lvlText w:val="%3."/>
+      <w:lvlJc w:val="left"/>
+      <w:pPr>
+        <w:tabs>
+          <w:tab w:val="num" w:pos="2160"/>
+        </w:tabs>
+        <w:ind w:left="2160" w:hanging="360"/>
+      </w:pPr>
+    </w:lvl>
+    <w:lvl w:ilvl="3" w:tentative="1">
+      <w:start w:val="1"/>
+      <w:numFmt w:val="decimal"/>
+      <w:lvlText w:val="%4."/>
+      <w:lvlJc w:val="left"/>
+      <w:pPr>
+        <w:tabs>
+          <w:tab w:val="num" w:pos="2880"/>
+        </w:tabs>
+        <w:ind w:left="2880" w:hanging="360"/>
+      </w:pPr>
+    </w:lvl>
+    <w:lvl w:ilvl="4" w:tentative="1">
+      <w:start w:val="1"/>
+      <w:numFmt w:val="decimal"/>
+      <w:lvlText w:val="%5."/>
+      <w:lvlJc w:val="left"/>
+      <w:pPr>
+        <w:tabs>
+          <w:tab w:val="num" w:pos="3600"/>
+        </w:tabs>
+        <w:ind w:left="3600" w:hanging="360"/>
+      </w:pPr>
+    </w:lvl>
+    <w:lvl w:ilvl="5" w:tentative="1">
+      <w:start w:val="1"/>
+      <w:numFmt w:val="decimal"/>
+      <w:lvlText w:val="%6."/>
+      <w:lvlJc w:val="left"/>
+      <w:pPr>
+        <w:tabs>
+          <w:tab w:val="num" w:pos="4320"/>
+        </w:tabs>
+        <w:ind w:left="4320" w:hanging="360"/>
+      </w:pPr>
+    </w:lvl>
+    <w:lvl w:ilvl="6" w:tentative="1">
+      <w:start w:val="1"/>
+      <w:numFmt w:val="decimal"/>
+      <w:lvlText w:val="%7."/>
+      <w:lvlJc w:val="left"/>
+      <w:pPr>
+        <w:tabs>
+          <w:tab w:val="num" w:pos="5040"/>
+        </w:tabs>
+        <w:ind w:left="5040" w:hanging="360"/>
+      </w:pPr>
+    </w:lvl>
+    <w:lvl w:ilvl="7" w:tentative="1">
+      <w:start w:val="1"/>
+      <w:numFmt w:val="decimal"/>
+      <w:lvlText w:val="%8."/>
+      <w:lvlJc w:val="left"/>
+      <w:pPr>
+        <w:tabs>
+          <w:tab w:val="num" w:pos="5760"/>
+        </w:tabs>
+        <w:ind w:left="5760" w:hanging="360"/>
+      </w:pPr>
+    </w:lvl>
+    <w:lvl w:ilvl="8" w:tentative="1">
+      <w:start w:val="1"/>
+      <w:numFmt w:val="decimal"/>
+      <w:lvlText w:val="%9."/>
+      <w:lvlJc w:val="left"/>
+      <w:pPr>
+        <w:tabs>
+          <w:tab w:val="num" w:pos="6480"/>
+        </w:tabs>
+        <w:ind w:left="6480" w:hanging="360"/>
+      </w:pPr>
+    </w:lvl>
+  </w:abstractNum>
+  <w:abstractNum w:abstractNumId="3" w15:restartNumberingAfterBreak="0">
     <w:nsid w:val="3E36636C"/>
     <w:multiLevelType w:val="hybridMultilevel"/>
     <w:tmpl w:val="E3EEC342"/>
@@ -2354,7 +2196,7 @@
       </w:rPr>
     </w:lvl>
   </w:abstractNum>
-  <w:abstractNum w:abstractNumId="2" w15:restartNumberingAfterBreak="0">
+  <w:abstractNum w:abstractNumId="4" w15:restartNumberingAfterBreak="0">
     <w:nsid w:val="4B8E5144"/>
     <w:multiLevelType w:val="hybridMultilevel"/>
     <w:tmpl w:val="E708A344"/>
@@ -2467,7 +2309,7 @@
       </w:rPr>
     </w:lvl>
   </w:abstractNum>
-  <w:abstractNum w:abstractNumId="3" w15:restartNumberingAfterBreak="0">
+  <w:abstractNum w:abstractNumId="5" w15:restartNumberingAfterBreak="0">
     <w:nsid w:val="558A444B"/>
     <w:multiLevelType w:val="hybridMultilevel"/>
     <w:tmpl w:val="7F3CAD4A"/>
@@ -2580,17 +2422,371 @@
       </w:rPr>
     </w:lvl>
   </w:abstractNum>
+  <w:abstractNum w:abstractNumId="6" w15:restartNumberingAfterBreak="0">
+    <w:nsid w:val="58E62E1E"/>
+    <w:multiLevelType w:val="multilevel"/>
+    <w:tmpl w:val="FB4E9E3A"/>
+    <w:lvl w:ilvl="0">
+      <w:start w:val="4"/>
+      <w:numFmt w:val="decimal"/>
+      <w:lvlText w:val="%1."/>
+      <w:lvlJc w:val="left"/>
+      <w:pPr>
+        <w:tabs>
+          <w:tab w:val="num" w:pos="720"/>
+        </w:tabs>
+        <w:ind w:left="720" w:hanging="360"/>
+      </w:pPr>
+    </w:lvl>
+    <w:lvl w:ilvl="1" w:tentative="1">
+      <w:start w:val="1"/>
+      <w:numFmt w:val="decimal"/>
+      <w:lvlText w:val="%2."/>
+      <w:lvlJc w:val="left"/>
+      <w:pPr>
+        <w:tabs>
+          <w:tab w:val="num" w:pos="1440"/>
+        </w:tabs>
+        <w:ind w:left="1440" w:hanging="360"/>
+      </w:pPr>
+    </w:lvl>
+    <w:lvl w:ilvl="2" w:tentative="1">
+      <w:start w:val="1"/>
+      <w:numFmt w:val="decimal"/>
+      <w:lvlText w:val="%3."/>
+      <w:lvlJc w:val="left"/>
+      <w:pPr>
+        <w:tabs>
+          <w:tab w:val="num" w:pos="2160"/>
+        </w:tabs>
+        <w:ind w:left="2160" w:hanging="360"/>
+      </w:pPr>
+    </w:lvl>
+    <w:lvl w:ilvl="3" w:tentative="1">
+      <w:start w:val="1"/>
+      <w:numFmt w:val="decimal"/>
+      <w:lvlText w:val="%4."/>
+      <w:lvlJc w:val="left"/>
+      <w:pPr>
+        <w:tabs>
+          <w:tab w:val="num" w:pos="2880"/>
+        </w:tabs>
+        <w:ind w:left="2880" w:hanging="360"/>
+      </w:pPr>
+    </w:lvl>
+    <w:lvl w:ilvl="4" w:tentative="1">
+      <w:start w:val="1"/>
+      <w:numFmt w:val="decimal"/>
+      <w:lvlText w:val="%5."/>
+      <w:lvlJc w:val="left"/>
+      <w:pPr>
+        <w:tabs>
+          <w:tab w:val="num" w:pos="3600"/>
+        </w:tabs>
+        <w:ind w:left="3600" w:hanging="360"/>
+      </w:pPr>
+    </w:lvl>
+    <w:lvl w:ilvl="5" w:tentative="1">
+      <w:start w:val="1"/>
+      <w:numFmt w:val="decimal"/>
+      <w:lvlText w:val="%6."/>
+      <w:lvlJc w:val="left"/>
+      <w:pPr>
+        <w:tabs>
+          <w:tab w:val="num" w:pos="4320"/>
+        </w:tabs>
+        <w:ind w:left="4320" w:hanging="360"/>
+      </w:pPr>
+    </w:lvl>
+    <w:lvl w:ilvl="6" w:tentative="1">
+      <w:start w:val="1"/>
+      <w:numFmt w:val="decimal"/>
+      <w:lvlText w:val="%7."/>
+      <w:lvlJc w:val="left"/>
+      <w:pPr>
+        <w:tabs>
+          <w:tab w:val="num" w:pos="5040"/>
+        </w:tabs>
+        <w:ind w:left="5040" w:hanging="360"/>
+      </w:pPr>
+    </w:lvl>
+    <w:lvl w:ilvl="7" w:tentative="1">
+      <w:start w:val="1"/>
+      <w:numFmt w:val="decimal"/>
+      <w:lvlText w:val="%8."/>
+      <w:lvlJc w:val="left"/>
+      <w:pPr>
+        <w:tabs>
+          <w:tab w:val="num" w:pos="5760"/>
+        </w:tabs>
+        <w:ind w:left="5760" w:hanging="360"/>
+      </w:pPr>
+    </w:lvl>
+    <w:lvl w:ilvl="8" w:tentative="1">
+      <w:start w:val="1"/>
+      <w:numFmt w:val="decimal"/>
+      <w:lvlText w:val="%9."/>
+      <w:lvlJc w:val="left"/>
+      <w:pPr>
+        <w:tabs>
+          <w:tab w:val="num" w:pos="6480"/>
+        </w:tabs>
+        <w:ind w:left="6480" w:hanging="360"/>
+      </w:pPr>
+    </w:lvl>
+  </w:abstractNum>
+  <w:abstractNum w:abstractNumId="7" w15:restartNumberingAfterBreak="0">
+    <w:nsid w:val="633546BE"/>
+    <w:multiLevelType w:val="multilevel"/>
+    <w:tmpl w:val="6D3AA9AA"/>
+    <w:lvl w:ilvl="0">
+      <w:start w:val="2"/>
+      <w:numFmt w:val="decimal"/>
+      <w:lvlText w:val="%1."/>
+      <w:lvlJc w:val="left"/>
+      <w:pPr>
+        <w:tabs>
+          <w:tab w:val="num" w:pos="720"/>
+        </w:tabs>
+        <w:ind w:left="720" w:hanging="360"/>
+      </w:pPr>
+    </w:lvl>
+    <w:lvl w:ilvl="1" w:tentative="1">
+      <w:start w:val="1"/>
+      <w:numFmt w:val="decimal"/>
+      <w:lvlText w:val="%2."/>
+      <w:lvlJc w:val="left"/>
+      <w:pPr>
+        <w:tabs>
+          <w:tab w:val="num" w:pos="1440"/>
+        </w:tabs>
+        <w:ind w:left="1440" w:hanging="360"/>
+      </w:pPr>
+    </w:lvl>
+    <w:lvl w:ilvl="2" w:tentative="1">
+      <w:start w:val="1"/>
+      <w:numFmt w:val="decimal"/>
+      <w:lvlText w:val="%3."/>
+      <w:lvlJc w:val="left"/>
+      <w:pPr>
+        <w:tabs>
+          <w:tab w:val="num" w:pos="2160"/>
+        </w:tabs>
+        <w:ind w:left="2160" w:hanging="360"/>
+      </w:pPr>
+    </w:lvl>
+    <w:lvl w:ilvl="3" w:tentative="1">
+      <w:start w:val="1"/>
+      <w:numFmt w:val="decimal"/>
+      <w:lvlText w:val="%4."/>
+      <w:lvlJc w:val="left"/>
+      <w:pPr>
+        <w:tabs>
+          <w:tab w:val="num" w:pos="2880"/>
+        </w:tabs>
+        <w:ind w:left="2880" w:hanging="360"/>
+      </w:pPr>
+    </w:lvl>
+    <w:lvl w:ilvl="4" w:tentative="1">
+      <w:start w:val="1"/>
+      <w:numFmt w:val="decimal"/>
+      <w:lvlText w:val="%5."/>
+      <w:lvlJc w:val="left"/>
+      <w:pPr>
+        <w:tabs>
+          <w:tab w:val="num" w:pos="3600"/>
+        </w:tabs>
+        <w:ind w:left="3600" w:hanging="360"/>
+      </w:pPr>
+    </w:lvl>
+    <w:lvl w:ilvl="5" w:tentative="1">
+      <w:start w:val="1"/>
+      <w:numFmt w:val="decimal"/>
+      <w:lvlText w:val="%6."/>
+      <w:lvlJc w:val="left"/>
+      <w:pPr>
+        <w:tabs>
+          <w:tab w:val="num" w:pos="4320"/>
+        </w:tabs>
+        <w:ind w:left="4320" w:hanging="360"/>
+      </w:pPr>
+    </w:lvl>
+    <w:lvl w:ilvl="6" w:tentative="1">
+      <w:start w:val="1"/>
+      <w:numFmt w:val="decimal"/>
+      <w:lvlText w:val="%7."/>
+      <w:lvlJc w:val="left"/>
+      <w:pPr>
+        <w:tabs>
+          <w:tab w:val="num" w:pos="5040"/>
+        </w:tabs>
+        <w:ind w:left="5040" w:hanging="360"/>
+      </w:pPr>
+    </w:lvl>
+    <w:lvl w:ilvl="7" w:tentative="1">
+      <w:start w:val="1"/>
+      <w:numFmt w:val="decimal"/>
+      <w:lvlText w:val="%8."/>
+      <w:lvlJc w:val="left"/>
+      <w:pPr>
+        <w:tabs>
+          <w:tab w:val="num" w:pos="5760"/>
+        </w:tabs>
+        <w:ind w:left="5760" w:hanging="360"/>
+      </w:pPr>
+    </w:lvl>
+    <w:lvl w:ilvl="8" w:tentative="1">
+      <w:start w:val="1"/>
+      <w:numFmt w:val="decimal"/>
+      <w:lvlText w:val="%9."/>
+      <w:lvlJc w:val="left"/>
+      <w:pPr>
+        <w:tabs>
+          <w:tab w:val="num" w:pos="6480"/>
+        </w:tabs>
+        <w:ind w:left="6480" w:hanging="360"/>
+      </w:pPr>
+    </w:lvl>
+  </w:abstractNum>
+  <w:abstractNum w:abstractNumId="8" w15:restartNumberingAfterBreak="0">
+    <w:nsid w:val="66150439"/>
+    <w:multiLevelType w:val="multilevel"/>
+    <w:tmpl w:val="3BCA2A74"/>
+    <w:lvl w:ilvl="0">
+      <w:start w:val="1"/>
+      <w:numFmt w:val="decimal"/>
+      <w:lvlText w:val="%1."/>
+      <w:lvlJc w:val="left"/>
+      <w:pPr>
+        <w:tabs>
+          <w:tab w:val="num" w:pos="720"/>
+        </w:tabs>
+        <w:ind w:left="720" w:hanging="360"/>
+      </w:pPr>
+    </w:lvl>
+    <w:lvl w:ilvl="1" w:tentative="1">
+      <w:start w:val="1"/>
+      <w:numFmt w:val="decimal"/>
+      <w:lvlText w:val="%2."/>
+      <w:lvlJc w:val="left"/>
+      <w:pPr>
+        <w:tabs>
+          <w:tab w:val="num" w:pos="1440"/>
+        </w:tabs>
+        <w:ind w:left="1440" w:hanging="360"/>
+      </w:pPr>
+    </w:lvl>
+    <w:lvl w:ilvl="2" w:tentative="1">
+      <w:start w:val="1"/>
+      <w:numFmt w:val="decimal"/>
+      <w:lvlText w:val="%3."/>
+      <w:lvlJc w:val="left"/>
+      <w:pPr>
+        <w:tabs>
+          <w:tab w:val="num" w:pos="2160"/>
+        </w:tabs>
+        <w:ind w:left="2160" w:hanging="360"/>
+      </w:pPr>
+    </w:lvl>
+    <w:lvl w:ilvl="3" w:tentative="1">
+      <w:start w:val="1"/>
+      <w:numFmt w:val="decimal"/>
+      <w:lvlText w:val="%4."/>
+      <w:lvlJc w:val="left"/>
+      <w:pPr>
+        <w:tabs>
+          <w:tab w:val="num" w:pos="2880"/>
+        </w:tabs>
+        <w:ind w:left="2880" w:hanging="360"/>
+      </w:pPr>
+    </w:lvl>
+    <w:lvl w:ilvl="4" w:tentative="1">
+      <w:start w:val="1"/>
+      <w:numFmt w:val="decimal"/>
+      <w:lvlText w:val="%5."/>
+      <w:lvlJc w:val="left"/>
+      <w:pPr>
+        <w:tabs>
+          <w:tab w:val="num" w:pos="3600"/>
+        </w:tabs>
+        <w:ind w:left="3600" w:hanging="360"/>
+      </w:pPr>
+    </w:lvl>
+    <w:lvl w:ilvl="5" w:tentative="1">
+      <w:start w:val="1"/>
+      <w:numFmt w:val="decimal"/>
+      <w:lvlText w:val="%6."/>
+      <w:lvlJc w:val="left"/>
+      <w:pPr>
+        <w:tabs>
+          <w:tab w:val="num" w:pos="4320"/>
+        </w:tabs>
+        <w:ind w:left="4320" w:hanging="360"/>
+      </w:pPr>
+    </w:lvl>
+    <w:lvl w:ilvl="6" w:tentative="1">
+      <w:start w:val="1"/>
+      <w:numFmt w:val="decimal"/>
+      <w:lvlText w:val="%7."/>
+      <w:lvlJc w:val="left"/>
+      <w:pPr>
+        <w:tabs>
+          <w:tab w:val="num" w:pos="5040"/>
+        </w:tabs>
+        <w:ind w:left="5040" w:hanging="360"/>
+      </w:pPr>
+    </w:lvl>
+    <w:lvl w:ilvl="7" w:tentative="1">
+      <w:start w:val="1"/>
+      <w:numFmt w:val="decimal"/>
+      <w:lvlText w:val="%8."/>
+      <w:lvlJc w:val="left"/>
+      <w:pPr>
+        <w:tabs>
+          <w:tab w:val="num" w:pos="5760"/>
+        </w:tabs>
+        <w:ind w:left="5760" w:hanging="360"/>
+      </w:pPr>
+    </w:lvl>
+    <w:lvl w:ilvl="8" w:tentative="1">
+      <w:start w:val="1"/>
+      <w:numFmt w:val="decimal"/>
+      <w:lvlText w:val="%9."/>
+      <w:lvlJc w:val="left"/>
+      <w:pPr>
+        <w:tabs>
+          <w:tab w:val="num" w:pos="6480"/>
+        </w:tabs>
+        <w:ind w:left="6480" w:hanging="360"/>
+      </w:pPr>
+    </w:lvl>
+  </w:abstractNum>
   <w:num w:numId="1" w16cid:durableId="306011511">
+    <w:abstractNumId w:val="5"/>
+  </w:num>
+  <w:num w:numId="2" w16cid:durableId="672411529">
+    <w:abstractNumId w:val="4"/>
+  </w:num>
+  <w:num w:numId="3" w16cid:durableId="1473014161">
     <w:abstractNumId w:val="3"/>
   </w:num>
-  <w:num w:numId="2" w16cid:durableId="672411529">
+  <w:num w:numId="4" w16cid:durableId="1166675024">
+    <w:abstractNumId w:val="1"/>
+  </w:num>
+  <w:num w:numId="5" w16cid:durableId="477234040">
+    <w:abstractNumId w:val="0"/>
+  </w:num>
+  <w:num w:numId="6" w16cid:durableId="387803001">
+    <w:abstractNumId w:val="8"/>
+  </w:num>
+  <w:num w:numId="7" w16cid:durableId="845824398">
+    <w:abstractNumId w:val="7"/>
+  </w:num>
+  <w:num w:numId="8" w16cid:durableId="1177841139">
     <w:abstractNumId w:val="2"/>
   </w:num>
-  <w:num w:numId="3" w16cid:durableId="1473014161">
-    <w:abstractNumId w:val="1"/>
-  </w:num>
-  <w:num w:numId="4" w16cid:durableId="1166675024">
-    <w:abstractNumId w:val="0"/>
+  <w:num w:numId="9" w16cid:durableId="1461724969">
+    <w:abstractNumId w:val="6"/>
   </w:num>
 </w:numbering>
 </file>
@@ -3198,7 +3394,6 @@
   <w:style w:type="character" w:default="1" w:styleId="DefaultParagraphFont">
     <w:name w:val="Default Paragraph Font"/>
     <w:uiPriority w:val="1"/>
-    <w:semiHidden/>
     <w:unhideWhenUsed/>
   </w:style>
   <w:style w:type="table" w:default="1" w:styleId="TableNormal">
@@ -3634,6 +3829,18 @@
       <w:spacing w:after="100"/>
       <w:ind w:left="240"/>
     </w:pPr>
+  </w:style>
+  <w:style w:type="character" w:styleId="UnresolvedMention">
+    <w:name w:val="Unresolved Mention"/>
+    <w:basedOn w:val="DefaultParagraphFont"/>
+    <w:uiPriority w:val="99"/>
+    <w:semiHidden/>
+    <w:unhideWhenUsed/>
+    <w:rsid w:val="00921A9A"/>
+    <w:rPr>
+      <w:color w:val="605E5C"/>
+      <w:shd w:val="clear" w:color="auto" w:fill="E1DFDD"/>
+    </w:rPr>
   </w:style>
 </w:styles>
 </file>

--- a/docs/Mechanical Enginering Poject Report.docx
+++ b/docs/Mechanical Enginering Poject Report.docx
@@ -440,728 +440,22 @@
     <w:p/>
     <w:p/>
     <w:p/>
-    <w:sdt>
-      <w:sdtPr>
-        <w:rPr>
-          <w:rFonts w:asciiTheme="minorHAnsi" w:eastAsiaTheme="minorHAnsi" w:hAnsiTheme="minorHAnsi" w:cstheme="minorBidi"/>
-          <w:color w:val="auto"/>
-          <w:kern w:val="2"/>
-          <w:sz w:val="24"/>
-          <w:szCs w:val="24"/>
-          <w14:ligatures w14:val="standardContextual"/>
-        </w:rPr>
-        <w:id w:val="-735400445"/>
-        <w:docPartObj>
-          <w:docPartGallery w:val="Table of Contents"/>
-          <w:docPartUnique/>
-        </w:docPartObj>
-      </w:sdtPr>
-      <w:sdtEndPr>
+    <w:p>
+      <w:pPr>
         <w:rPr>
           <w:b/>
           <w:bCs/>
-          <w:noProof/>
-          <w:sz w:val="28"/>
-          <w:szCs w:val="28"/>
-        </w:rPr>
-      </w:sdtEndPr>
-      <w:sdtContent>
-        <w:p>
-          <w:pPr>
-            <w:pStyle w:val="TOCHeading"/>
-            <w:jc w:val="center"/>
-            <w:rPr>
-              <w:sz w:val="44"/>
-              <w:szCs w:val="44"/>
-            </w:rPr>
-          </w:pPr>
-          <w:r>
-            <w:rPr>
-              <w:sz w:val="44"/>
-              <w:szCs w:val="44"/>
-            </w:rPr>
-            <w:t>Table Of Contents</w:t>
-          </w:r>
-        </w:p>
-        <w:p>
-          <w:pPr>
-            <w:pStyle w:val="TOC1"/>
-            <w:tabs>
-              <w:tab w:val="right" w:leader="dot" w:pos="9350"/>
-            </w:tabs>
-            <w:jc w:val="center"/>
-            <w:rPr>
-              <w:rFonts w:eastAsiaTheme="minorEastAsia"/>
-              <w:noProof/>
-              <w:sz w:val="28"/>
-              <w:szCs w:val="28"/>
-            </w:rPr>
-          </w:pPr>
-          <w:r>
-            <w:rPr>
-              <w:sz w:val="28"/>
-              <w:szCs w:val="28"/>
-            </w:rPr>
-            <w:fldChar w:fldCharType="begin"/>
-          </w:r>
-          <w:r>
-            <w:rPr>
-              <w:sz w:val="28"/>
-              <w:szCs w:val="28"/>
-            </w:rPr>
-            <w:instrText xml:space="preserve"> TOC \o "1-3" \h \z \u </w:instrText>
-          </w:r>
-          <w:r>
-            <w:rPr>
-              <w:sz w:val="28"/>
-              <w:szCs w:val="28"/>
-            </w:rPr>
-            <w:fldChar w:fldCharType="separate"/>
-          </w:r>
-          <w:hyperlink w:anchor="_Toc228121648" w:history="1">
-            <w:r>
-              <w:rPr>
-                <w:rStyle w:val="Hyperlink"/>
-                <w:noProof/>
-                <w:sz w:val="28"/>
-                <w:szCs w:val="28"/>
-              </w:rPr>
-              <w:t>1. Data Source</w:t>
-            </w:r>
-            <w:r>
-              <w:rPr>
-                <w:noProof/>
-                <w:webHidden/>
-                <w:sz w:val="28"/>
-                <w:szCs w:val="28"/>
-              </w:rPr>
-              <w:tab/>
-            </w:r>
-            <w:r>
-              <w:rPr>
-                <w:noProof/>
-                <w:webHidden/>
-                <w:sz w:val="28"/>
-                <w:szCs w:val="28"/>
-              </w:rPr>
-              <w:fldChar w:fldCharType="begin"/>
-            </w:r>
-            <w:r>
-              <w:rPr>
-                <w:noProof/>
-                <w:webHidden/>
-                <w:sz w:val="28"/>
-                <w:szCs w:val="28"/>
-              </w:rPr>
-              <w:instrText xml:space="preserve"> PAGEREF _Toc228121648 \h </w:instrText>
-            </w:r>
-            <w:r>
-              <w:rPr>
-                <w:noProof/>
-                <w:webHidden/>
-                <w:sz w:val="28"/>
-                <w:szCs w:val="28"/>
-              </w:rPr>
-            </w:r>
-            <w:r>
-              <w:rPr>
-                <w:noProof/>
-                <w:webHidden/>
-                <w:sz w:val="28"/>
-                <w:szCs w:val="28"/>
-              </w:rPr>
-              <w:fldChar w:fldCharType="separate"/>
-            </w:r>
-            <w:r>
-              <w:rPr>
-                <w:noProof/>
-                <w:webHidden/>
-                <w:sz w:val="28"/>
-                <w:szCs w:val="28"/>
-              </w:rPr>
-              <w:t>3</w:t>
-            </w:r>
-            <w:r>
-              <w:rPr>
-                <w:noProof/>
-                <w:webHidden/>
-                <w:sz w:val="28"/>
-                <w:szCs w:val="28"/>
-              </w:rPr>
-              <w:fldChar w:fldCharType="end"/>
-            </w:r>
-          </w:hyperlink>
-        </w:p>
-        <w:p>
-          <w:pPr>
-            <w:pStyle w:val="TOC1"/>
-            <w:tabs>
-              <w:tab w:val="right" w:leader="dot" w:pos="9350"/>
-            </w:tabs>
-            <w:jc w:val="center"/>
-            <w:rPr>
-              <w:rFonts w:eastAsiaTheme="minorEastAsia"/>
-              <w:noProof/>
-              <w:sz w:val="28"/>
-              <w:szCs w:val="28"/>
-            </w:rPr>
-          </w:pPr>
-          <w:hyperlink w:anchor="_Toc228121649" w:history="1">
-            <w:r>
-              <w:rPr>
-                <w:rStyle w:val="Hyperlink"/>
-                <w:noProof/>
-                <w:sz w:val="28"/>
-                <w:szCs w:val="28"/>
-              </w:rPr>
-              <w:t>2. Approach</w:t>
-            </w:r>
-            <w:r>
-              <w:rPr>
-                <w:noProof/>
-                <w:webHidden/>
-                <w:sz w:val="28"/>
-                <w:szCs w:val="28"/>
-              </w:rPr>
-              <w:tab/>
-            </w:r>
-            <w:r>
-              <w:rPr>
-                <w:noProof/>
-                <w:webHidden/>
-                <w:sz w:val="28"/>
-                <w:szCs w:val="28"/>
-              </w:rPr>
-              <w:fldChar w:fldCharType="begin"/>
-            </w:r>
-            <w:r>
-              <w:rPr>
-                <w:noProof/>
-                <w:webHidden/>
-                <w:sz w:val="28"/>
-                <w:szCs w:val="28"/>
-              </w:rPr>
-              <w:instrText xml:space="preserve"> PAGEREF _Toc228121649 \h </w:instrText>
-            </w:r>
-            <w:r>
-              <w:rPr>
-                <w:noProof/>
-                <w:webHidden/>
-                <w:sz w:val="28"/>
-                <w:szCs w:val="28"/>
-              </w:rPr>
-            </w:r>
-            <w:r>
-              <w:rPr>
-                <w:noProof/>
-                <w:webHidden/>
-                <w:sz w:val="28"/>
-                <w:szCs w:val="28"/>
-              </w:rPr>
-              <w:fldChar w:fldCharType="separate"/>
-            </w:r>
-            <w:r>
-              <w:rPr>
-                <w:noProof/>
-                <w:webHidden/>
-                <w:sz w:val="28"/>
-                <w:szCs w:val="28"/>
-              </w:rPr>
-              <w:t>3</w:t>
-            </w:r>
-            <w:r>
-              <w:rPr>
-                <w:noProof/>
-                <w:webHidden/>
-                <w:sz w:val="28"/>
-                <w:szCs w:val="28"/>
-              </w:rPr>
-              <w:fldChar w:fldCharType="end"/>
-            </w:r>
-          </w:hyperlink>
-        </w:p>
-        <w:p>
-          <w:pPr>
-            <w:pStyle w:val="TOC1"/>
-            <w:tabs>
-              <w:tab w:val="right" w:leader="dot" w:pos="9350"/>
-            </w:tabs>
-            <w:jc w:val="center"/>
-            <w:rPr>
-              <w:rFonts w:eastAsiaTheme="minorEastAsia"/>
-              <w:noProof/>
-              <w:sz w:val="28"/>
-              <w:szCs w:val="28"/>
-            </w:rPr>
-          </w:pPr>
-          <w:hyperlink w:anchor="_Toc228121650" w:history="1">
-            <w:r>
-              <w:rPr>
-                <w:rStyle w:val="Hyperlink"/>
-                <w:noProof/>
-                <w:sz w:val="28"/>
-                <w:szCs w:val="28"/>
-              </w:rPr>
-              <w:t>3. Summary of Methods Used</w:t>
-            </w:r>
-            <w:r>
-              <w:rPr>
-                <w:noProof/>
-                <w:webHidden/>
-                <w:sz w:val="28"/>
-                <w:szCs w:val="28"/>
-              </w:rPr>
-              <w:tab/>
-            </w:r>
-            <w:r>
-              <w:rPr>
-                <w:noProof/>
-                <w:webHidden/>
-                <w:sz w:val="28"/>
-                <w:szCs w:val="28"/>
-              </w:rPr>
-              <w:fldChar w:fldCharType="begin"/>
-            </w:r>
-            <w:r>
-              <w:rPr>
-                <w:noProof/>
-                <w:webHidden/>
-                <w:sz w:val="28"/>
-                <w:szCs w:val="28"/>
-              </w:rPr>
-              <w:instrText xml:space="preserve"> PAGEREF _Toc228121650 \h </w:instrText>
-            </w:r>
-            <w:r>
-              <w:rPr>
-                <w:noProof/>
-                <w:webHidden/>
-                <w:sz w:val="28"/>
-                <w:szCs w:val="28"/>
-              </w:rPr>
-            </w:r>
-            <w:r>
-              <w:rPr>
-                <w:noProof/>
-                <w:webHidden/>
-                <w:sz w:val="28"/>
-                <w:szCs w:val="28"/>
-              </w:rPr>
-              <w:fldChar w:fldCharType="separate"/>
-            </w:r>
-            <w:r>
-              <w:rPr>
-                <w:noProof/>
-                <w:webHidden/>
-                <w:sz w:val="28"/>
-                <w:szCs w:val="28"/>
-              </w:rPr>
-              <w:t>3</w:t>
-            </w:r>
-            <w:r>
-              <w:rPr>
-                <w:noProof/>
-                <w:webHidden/>
-                <w:sz w:val="28"/>
-                <w:szCs w:val="28"/>
-              </w:rPr>
-              <w:fldChar w:fldCharType="end"/>
-            </w:r>
-          </w:hyperlink>
-        </w:p>
-        <w:p>
-          <w:pPr>
-            <w:pStyle w:val="TOC2"/>
-            <w:tabs>
-              <w:tab w:val="right" w:leader="dot" w:pos="9350"/>
-            </w:tabs>
-            <w:jc w:val="center"/>
-            <w:rPr>
-              <w:noProof/>
-              <w:sz w:val="28"/>
-              <w:szCs w:val="28"/>
-            </w:rPr>
-          </w:pPr>
-          <w:hyperlink w:anchor="_Toc228121651" w:history="1">
-            <w:r>
-              <w:rPr>
-                <w:rStyle w:val="Hyperlink"/>
-                <w:noProof/>
-                <w:sz w:val="28"/>
-                <w:szCs w:val="28"/>
-              </w:rPr>
-              <w:t>First Pipeline</w:t>
-            </w:r>
-            <w:r>
-              <w:rPr>
-                <w:noProof/>
-                <w:webHidden/>
-                <w:sz w:val="28"/>
-                <w:szCs w:val="28"/>
-              </w:rPr>
-              <w:tab/>
-            </w:r>
-            <w:r>
-              <w:rPr>
-                <w:noProof/>
-                <w:webHidden/>
-                <w:sz w:val="28"/>
-                <w:szCs w:val="28"/>
-              </w:rPr>
-              <w:fldChar w:fldCharType="begin"/>
-            </w:r>
-            <w:r>
-              <w:rPr>
-                <w:noProof/>
-                <w:webHidden/>
-                <w:sz w:val="28"/>
-                <w:szCs w:val="28"/>
-              </w:rPr>
-              <w:instrText xml:space="preserve"> PAGEREF _Toc228121651 \h </w:instrText>
-            </w:r>
-            <w:r>
-              <w:rPr>
-                <w:noProof/>
-                <w:webHidden/>
-                <w:sz w:val="28"/>
-                <w:szCs w:val="28"/>
-              </w:rPr>
-            </w:r>
-            <w:r>
-              <w:rPr>
-                <w:noProof/>
-                <w:webHidden/>
-                <w:sz w:val="28"/>
-                <w:szCs w:val="28"/>
-              </w:rPr>
-              <w:fldChar w:fldCharType="separate"/>
-            </w:r>
-            <w:r>
-              <w:rPr>
-                <w:noProof/>
-                <w:webHidden/>
-                <w:sz w:val="28"/>
-                <w:szCs w:val="28"/>
-              </w:rPr>
-              <w:t>3</w:t>
-            </w:r>
-            <w:r>
-              <w:rPr>
-                <w:noProof/>
-                <w:webHidden/>
-                <w:sz w:val="28"/>
-                <w:szCs w:val="28"/>
-              </w:rPr>
-              <w:fldChar w:fldCharType="end"/>
-            </w:r>
-          </w:hyperlink>
-        </w:p>
-        <w:p>
-          <w:pPr>
-            <w:pStyle w:val="TOC2"/>
-            <w:tabs>
-              <w:tab w:val="right" w:leader="dot" w:pos="9350"/>
-            </w:tabs>
-            <w:jc w:val="center"/>
-            <w:rPr>
-              <w:noProof/>
-              <w:sz w:val="28"/>
-              <w:szCs w:val="28"/>
-            </w:rPr>
-          </w:pPr>
-          <w:hyperlink w:anchor="_Toc228121652" w:history="1">
-            <w:r>
-              <w:rPr>
-                <w:rStyle w:val="Hyperlink"/>
-                <w:noProof/>
-                <w:sz w:val="28"/>
-                <w:szCs w:val="28"/>
-              </w:rPr>
-              <w:t>Second Pipeline</w:t>
-            </w:r>
-            <w:r>
-              <w:rPr>
-                <w:noProof/>
-                <w:webHidden/>
-                <w:sz w:val="28"/>
-                <w:szCs w:val="28"/>
-              </w:rPr>
-              <w:tab/>
-            </w:r>
-            <w:r>
-              <w:rPr>
-                <w:noProof/>
-                <w:webHidden/>
-                <w:sz w:val="28"/>
-                <w:szCs w:val="28"/>
-              </w:rPr>
-              <w:fldChar w:fldCharType="begin"/>
-            </w:r>
-            <w:r>
-              <w:rPr>
-                <w:noProof/>
-                <w:webHidden/>
-                <w:sz w:val="28"/>
-                <w:szCs w:val="28"/>
-              </w:rPr>
-              <w:instrText xml:space="preserve"> PAGEREF _Toc228121652 \h </w:instrText>
-            </w:r>
-            <w:r>
-              <w:rPr>
-                <w:noProof/>
-                <w:webHidden/>
-                <w:sz w:val="28"/>
-                <w:szCs w:val="28"/>
-              </w:rPr>
-            </w:r>
-            <w:r>
-              <w:rPr>
-                <w:noProof/>
-                <w:webHidden/>
-                <w:sz w:val="28"/>
-                <w:szCs w:val="28"/>
-              </w:rPr>
-              <w:fldChar w:fldCharType="separate"/>
-            </w:r>
-            <w:r>
-              <w:rPr>
-                <w:noProof/>
-                <w:webHidden/>
-                <w:sz w:val="28"/>
-                <w:szCs w:val="28"/>
-              </w:rPr>
-              <w:t>4</w:t>
-            </w:r>
-            <w:r>
-              <w:rPr>
-                <w:noProof/>
-                <w:webHidden/>
-                <w:sz w:val="28"/>
-                <w:szCs w:val="28"/>
-              </w:rPr>
-              <w:fldChar w:fldCharType="end"/>
-            </w:r>
-          </w:hyperlink>
-        </w:p>
-        <w:p>
-          <w:pPr>
-            <w:pStyle w:val="TOC2"/>
-            <w:tabs>
-              <w:tab w:val="right" w:leader="dot" w:pos="9350"/>
-            </w:tabs>
-            <w:jc w:val="center"/>
-            <w:rPr>
-              <w:noProof/>
-              <w:sz w:val="28"/>
-              <w:szCs w:val="28"/>
-            </w:rPr>
-          </w:pPr>
-          <w:hyperlink w:anchor="_Toc228121653" w:history="1">
-            <w:r>
-              <w:rPr>
-                <w:rStyle w:val="Hyperlink"/>
-                <w:noProof/>
-                <w:sz w:val="28"/>
-                <w:szCs w:val="28"/>
-              </w:rPr>
-              <w:t>Evaluation</w:t>
-            </w:r>
-            <w:r>
-              <w:rPr>
-                <w:noProof/>
-                <w:webHidden/>
-                <w:sz w:val="28"/>
-                <w:szCs w:val="28"/>
-              </w:rPr>
-              <w:tab/>
-            </w:r>
-            <w:r>
-              <w:rPr>
-                <w:noProof/>
-                <w:webHidden/>
-                <w:sz w:val="28"/>
-                <w:szCs w:val="28"/>
-              </w:rPr>
-              <w:fldChar w:fldCharType="begin"/>
-            </w:r>
-            <w:r>
-              <w:rPr>
-                <w:noProof/>
-                <w:webHidden/>
-                <w:sz w:val="28"/>
-                <w:szCs w:val="28"/>
-              </w:rPr>
-              <w:instrText xml:space="preserve"> PAGEREF _Toc228121653 \h </w:instrText>
-            </w:r>
-            <w:r>
-              <w:rPr>
-                <w:noProof/>
-                <w:webHidden/>
-                <w:sz w:val="28"/>
-                <w:szCs w:val="28"/>
-              </w:rPr>
-            </w:r>
-            <w:r>
-              <w:rPr>
-                <w:noProof/>
-                <w:webHidden/>
-                <w:sz w:val="28"/>
-                <w:szCs w:val="28"/>
-              </w:rPr>
-              <w:fldChar w:fldCharType="separate"/>
-            </w:r>
-            <w:r>
-              <w:rPr>
-                <w:noProof/>
-                <w:webHidden/>
-                <w:sz w:val="28"/>
-                <w:szCs w:val="28"/>
-              </w:rPr>
-              <w:t>4</w:t>
-            </w:r>
-            <w:r>
-              <w:rPr>
-                <w:noProof/>
-                <w:webHidden/>
-                <w:sz w:val="28"/>
-                <w:szCs w:val="28"/>
-              </w:rPr>
-              <w:fldChar w:fldCharType="end"/>
-            </w:r>
-          </w:hyperlink>
-        </w:p>
-        <w:p>
-          <w:pPr>
-            <w:pStyle w:val="TOC1"/>
-            <w:tabs>
-              <w:tab w:val="right" w:leader="dot" w:pos="9350"/>
-            </w:tabs>
-            <w:jc w:val="center"/>
-            <w:rPr>
-              <w:rFonts w:eastAsiaTheme="minorEastAsia"/>
-              <w:noProof/>
-              <w:sz w:val="28"/>
-              <w:szCs w:val="28"/>
-            </w:rPr>
-          </w:pPr>
-          <w:hyperlink w:anchor="_Toc228121654" w:history="1">
-            <w:r>
-              <w:rPr>
-                <w:rStyle w:val="Hyperlink"/>
-                <w:noProof/>
-                <w:sz w:val="28"/>
-                <w:szCs w:val="28"/>
-              </w:rPr>
-              <w:t>4. Summary of Results</w:t>
-            </w:r>
-            <w:r>
-              <w:rPr>
-                <w:noProof/>
-                <w:webHidden/>
-                <w:sz w:val="28"/>
-                <w:szCs w:val="28"/>
-              </w:rPr>
-              <w:tab/>
-            </w:r>
-            <w:r>
-              <w:rPr>
-                <w:noProof/>
-                <w:webHidden/>
-                <w:sz w:val="28"/>
-                <w:szCs w:val="28"/>
-              </w:rPr>
-              <w:fldChar w:fldCharType="begin"/>
-            </w:r>
-            <w:r>
-              <w:rPr>
-                <w:noProof/>
-                <w:webHidden/>
-                <w:sz w:val="28"/>
-                <w:szCs w:val="28"/>
-              </w:rPr>
-              <w:instrText xml:space="preserve"> PAGEREF _Toc228121654 \h </w:instrText>
-            </w:r>
-            <w:r>
-              <w:rPr>
-                <w:noProof/>
-                <w:webHidden/>
-                <w:sz w:val="28"/>
-                <w:szCs w:val="28"/>
-              </w:rPr>
-            </w:r>
-            <w:r>
-              <w:rPr>
-                <w:noProof/>
-                <w:webHidden/>
-                <w:sz w:val="28"/>
-                <w:szCs w:val="28"/>
-              </w:rPr>
-              <w:fldChar w:fldCharType="separate"/>
-            </w:r>
-            <w:r>
-              <w:rPr>
-                <w:noProof/>
-                <w:webHidden/>
-                <w:sz w:val="28"/>
-                <w:szCs w:val="28"/>
-              </w:rPr>
-              <w:t>4</w:t>
-            </w:r>
-            <w:r>
-              <w:rPr>
-                <w:noProof/>
-                <w:webHidden/>
-                <w:sz w:val="28"/>
-                <w:szCs w:val="28"/>
-              </w:rPr>
-              <w:fldChar w:fldCharType="end"/>
-            </w:r>
-          </w:hyperlink>
-        </w:p>
-        <w:p>
-          <w:r>
-            <w:rPr>
-              <w:b/>
-              <w:bCs/>
-              <w:noProof/>
-              <w:sz w:val="28"/>
-              <w:szCs w:val="28"/>
-            </w:rPr>
-            <w:fldChar w:fldCharType="end"/>
-          </w:r>
-        </w:p>
-      </w:sdtContent>
-    </w:sdt>
-    <w:p>
-      <w:pPr>
-        <w:pStyle w:val="Heading1"/>
-      </w:pPr>
-    </w:p>
-    <w:p/>
-    <w:p/>
-    <w:p/>
-    <w:p/>
-    <w:p/>
-    <w:p/>
-    <w:p/>
-    <w:p/>
-    <w:p/>
-    <w:p/>
-    <w:p/>
-    <w:p/>
-    <w:p/>
-    <w:p/>
-    <w:p/>
-    <w:p>
-      <w:pPr>
-        <w:pStyle w:val="Heading1"/>
-        <w:rPr>
-          <w:color w:val="auto"/>
+          <w:u w:val="single"/>
         </w:rPr>
       </w:pPr>
       <w:bookmarkStart w:id="0" w:name="_Toc228121648"/>
       <w:r>
         <w:rPr>
-          <w:color w:val="auto"/>
+          <w:b/>
+          <w:bCs/>
+          <w:sz w:val="32"/>
+          <w:szCs w:val="32"/>
+          <w:u w:val="single"/>
         </w:rPr>
         <w:lastRenderedPageBreak/>
         <w:t>1. Data Source</w:t>
@@ -1205,14 +499,21 @@
     </w:p>
     <w:p>
       <w:pPr>
-        <w:pStyle w:val="Heading1"/>
-        <w:rPr>
-          <w:color w:val="auto"/>
-        </w:rPr>
-      </w:pPr>
-      <w:r>
-        <w:rPr>
-          <w:color w:val="auto"/>
+        <w:rPr>
+          <w:b/>
+          <w:bCs/>
+          <w:sz w:val="32"/>
+          <w:szCs w:val="32"/>
+          <w:u w:val="single"/>
+        </w:rPr>
+      </w:pPr>
+      <w:r>
+        <w:rPr>
+          <w:b/>
+          <w:bCs/>
+          <w:sz w:val="32"/>
+          <w:szCs w:val="32"/>
+          <w:u w:val="single"/>
         </w:rPr>
         <w:t>2. Approach</w:t>
       </w:r>
@@ -1225,15 +526,22 @@
     </w:p>
     <w:p>
       <w:pPr>
-        <w:pStyle w:val="Heading1"/>
-        <w:rPr>
-          <w:color w:val="auto"/>
+        <w:rPr>
+          <w:b/>
+          <w:bCs/>
+          <w:sz w:val="32"/>
+          <w:szCs w:val="32"/>
+          <w:u w:val="single"/>
         </w:rPr>
       </w:pPr>
       <w:bookmarkStart w:id="2" w:name="_Toc228121650"/>
       <w:r>
         <w:rPr>
-          <w:color w:val="auto"/>
+          <w:b/>
+          <w:bCs/>
+          <w:sz w:val="32"/>
+          <w:szCs w:val="32"/>
+          <w:u w:val="single"/>
         </w:rPr>
         <w:t>3. Summary of Methods Used</w:t>
       </w:r>
@@ -1241,14 +549,13 @@
     </w:p>
     <w:p>
       <w:pPr>
-        <w:pStyle w:val="Heading2"/>
-        <w:rPr>
-          <w:color w:val="auto"/>
-        </w:rPr>
-      </w:pPr>
-      <w:r>
-        <w:rPr>
-          <w:color w:val="auto"/>
+        <w:rPr>
+          <w:u w:val="single"/>
+        </w:rPr>
+      </w:pPr>
+      <w:r>
+        <w:rPr>
+          <w:u w:val="single"/>
         </w:rPr>
         <w:t>Dual-Pipeline Architecture (V1 &amp; V2)</w:t>
       </w:r>
@@ -1276,14 +583,13 @@
     </w:p>
     <w:p>
       <w:pPr>
-        <w:pStyle w:val="Heading2"/>
-        <w:rPr>
-          <w:color w:val="auto"/>
-        </w:rPr>
-      </w:pPr>
-      <w:r>
-        <w:rPr>
-          <w:color w:val="auto"/>
+        <w:rPr>
+          <w:u w:val="single"/>
+        </w:rPr>
+      </w:pPr>
+      <w:r>
+        <w:rPr>
+          <w:u w:val="single"/>
         </w:rPr>
         <w:t>Time-Invariant Scaling</w:t>
       </w:r>
@@ -1295,21 +601,20 @@
     </w:p>
     <w:p>
       <w:pPr>
-        <w:pStyle w:val="Heading2"/>
-        <w:rPr>
-          <w:color w:val="auto"/>
-        </w:rPr>
-      </w:pPr>
-      <w:r>
-        <w:rPr>
-          <w:color w:val="auto"/>
-        </w:rPr>
+        <w:rPr>
+          <w:u w:val="single"/>
+        </w:rPr>
+      </w:pPr>
+      <w:r>
+        <w:rPr>
+          <w:u w:val="single"/>
+        </w:rPr>
+        <w:t>Domain Oversampling</w:t>
+      </w:r>
+    </w:p>
+    <w:p>
+      <w:r>
         <w:lastRenderedPageBreak/>
-        <w:t>Domain Oversampling</w:t>
-      </w:r>
-    </w:p>
-    <w:p>
-      <w:r>
         <w:t xml:space="preserve">Our dataset suffers from severe imbalance (~990 "source" vs. ~10 "target" factory recordings). To stop the model from overfitting and tanking our partial AUC scores, we oversample the target files and apply random circular time-shifts. This forces the model to learn features that </w:t>
       </w:r>
       <w:proofErr w:type="gramStart"/>
@@ -1323,14 +628,13 @@
     </w:p>
     <w:p>
       <w:pPr>
-        <w:pStyle w:val="Heading2"/>
-        <w:rPr>
-          <w:color w:val="auto"/>
-        </w:rPr>
-      </w:pPr>
-      <w:r>
-        <w:rPr>
-          <w:color w:val="auto"/>
+        <w:rPr>
+          <w:u w:val="single"/>
+        </w:rPr>
+      </w:pPr>
+      <w:r>
+        <w:rPr>
+          <w:u w:val="single"/>
         </w:rPr>
         <w:t>Reconstruction Error Scoring</w:t>
       </w:r>
@@ -1342,15 +646,22 @@
     </w:p>
     <w:p>
       <w:pPr>
-        <w:pStyle w:val="Heading1"/>
-        <w:rPr>
-          <w:color w:val="auto"/>
+        <w:rPr>
+          <w:b/>
+          <w:bCs/>
+          <w:sz w:val="32"/>
+          <w:szCs w:val="32"/>
+          <w:u w:val="single"/>
         </w:rPr>
       </w:pPr>
       <w:bookmarkStart w:id="3" w:name="_Toc228121654"/>
       <w:r>
         <w:rPr>
-          <w:color w:val="auto"/>
+          <w:b/>
+          <w:bCs/>
+          <w:sz w:val="32"/>
+          <w:szCs w:val="32"/>
+          <w:u w:val="single"/>
         </w:rPr>
         <w:t>4. Summary of Results</w:t>
       </w:r>
@@ -3394,6 +2705,7 @@
   <w:style w:type="character" w:default="1" w:styleId="DefaultParagraphFont">
     <w:name w:val="Default Paragraph Font"/>
     <w:uiPriority w:val="1"/>
+    <w:semiHidden/>
     <w:unhideWhenUsed/>
   </w:style>
   <w:style w:type="table" w:default="1" w:styleId="TableNormal">
